--- a/Time_Log.docx
+++ b/Time_Log.docx
@@ -2523,6 +2523,1604 @@
           </w:p>
         </w:tc>
       </w:tr>
+      <w:tr>
+        <w:trPr>
+          <w:cantSplit w:val="0"/>
+          <w:tblHeader w:val="0"/>
+        </w:trPr>
+        <w:tc>
+          <w:tcPr>
+            <w:tcMar>
+              <w:top w:w="90.0" w:type="dxa"/>
+              <w:bottom w:w="90.0" w:type="dxa"/>
+            </w:tcMar>
+            <w:vAlign w:val="center"/>
+          </w:tcPr>
+          <w:p>
+            <w:pPr>
+              <w:spacing w:after="0" w:lineRule="auto"/>
+              <w:jc w:val="left"/>
+              <w:rPr/>
+            </w:pPr>
+            <w:r>
+              <w:rPr>
+                <w:rFonts w:ascii="Aptos" w:cs="Aptos" w:eastAsia="Aptos" w:hAnsi="Aptos"/>
+                <w:b w:val="0"/>
+                <w:bCs w:val="0"/>
+                <w:sz w:val="17"/>
+                <w:szCs w:val="17"/>
+                <w:rtl w:val="0"/>
+              </w:rPr>
+              <w:t>Week 2:</w:t>
+              <w:br/>
+              <w:t>21/09/26-27/09/26</w:t>
+            </w:r>
+          </w:p>
+        </w:tc>
+        <w:tc>
+          <w:tcPr>
+            <w:tcMar>
+              <w:top w:w="90.0" w:type="dxa"/>
+              <w:bottom w:w="90.0" w:type="dxa"/>
+            </w:tcMar>
+            <w:vAlign w:val="center"/>
+          </w:tcPr>
+          <w:p>
+            <w:pPr>
+              <w:spacing w:after="0" w:lineRule="auto"/>
+              <w:jc w:val="left"/>
+              <w:rPr/>
+            </w:pPr>
+            <w:r>
+              <w:rPr>
+                <w:rFonts w:ascii="Aptos" w:cs="Aptos" w:eastAsia="Aptos" w:hAnsi="Aptos"/>
+                <w:b w:val="0"/>
+                <w:bCs w:val="0"/>
+                <w:sz w:val="17"/>
+                <w:szCs w:val="17"/>
+                <w:rtl w:val="0"/>
+              </w:rPr>
+              <w:t>Mykhailo - weekly team meeting</w:t>
+            </w:r>
+          </w:p>
+        </w:tc>
+        <w:tc>
+          <w:tcPr>
+            <w:tcMar>
+              <w:top w:w="90.0" w:type="dxa"/>
+              <w:bottom w:w="90.0" w:type="dxa"/>
+            </w:tcMar>
+            <w:vAlign w:val="center"/>
+          </w:tcPr>
+          <w:p>
+            <w:pPr>
+              <w:spacing w:after="0" w:lineRule="auto"/>
+              <w:jc w:val="center"/>
+              <w:rPr/>
+            </w:pPr>
+            <w:r>
+              <w:rPr>
+                <w:rFonts w:ascii="Aptos" w:cs="Aptos" w:eastAsia="Aptos" w:hAnsi="Aptos"/>
+                <w:sz w:val="17"/>
+                <w:szCs w:val="17"/>
+                <w:rtl w:val="0"/>
+              </w:rPr>
+              <w:t>22/09/26</w:t>
+            </w:r>
+          </w:p>
+        </w:tc>
+        <w:tc>
+          <w:tcPr>
+            <w:tcMar>
+              <w:top w:w="90.0" w:type="dxa"/>
+              <w:bottom w:w="90.0" w:type="dxa"/>
+            </w:tcMar>
+            <w:vAlign w:val="center"/>
+          </w:tcPr>
+          <w:p>
+            <w:pPr>
+              <w:spacing w:after="0" w:lineRule="auto"/>
+              <w:jc w:val="center"/>
+              <w:rPr/>
+            </w:pPr>
+            <w:r>
+              <w:rPr>
+                <w:rFonts w:ascii="Aptos" w:cs="Aptos" w:eastAsia="Aptos" w:hAnsi="Aptos"/>
+                <w:b w:val="0"/>
+                <w:bCs w:val="0"/>
+                <w:sz w:val="17"/>
+                <w:szCs w:val="17"/>
+                <w:rtl w:val="0"/>
+              </w:rPr>
+              <w:t>6:00 pm</w:t>
+            </w:r>
+          </w:p>
+        </w:tc>
+        <w:tc>
+          <w:tcPr>
+            <w:tcMar>
+              <w:top w:w="90.0" w:type="dxa"/>
+              <w:bottom w:w="90.0" w:type="dxa"/>
+            </w:tcMar>
+            <w:vAlign w:val="center"/>
+          </w:tcPr>
+          <w:p>
+            <w:pPr>
+              <w:spacing w:after="0" w:lineRule="auto"/>
+              <w:jc w:val="center"/>
+              <w:rPr/>
+            </w:pPr>
+            <w:r>
+              <w:rPr>
+                <w:rFonts w:ascii="Aptos" w:cs="Aptos" w:eastAsia="Aptos" w:hAnsi="Aptos"/>
+                <w:b w:val="0"/>
+                <w:bCs w:val="0"/>
+                <w:sz w:val="17"/>
+                <w:szCs w:val="17"/>
+                <w:rtl w:val="0"/>
+              </w:rPr>
+              <w:t>6:45 pm</w:t>
+            </w:r>
+          </w:p>
+        </w:tc>
+        <w:tc>
+          <w:tcPr>
+            <w:tcMar>
+              <w:top w:w="90.0" w:type="dxa"/>
+              <w:bottom w:w="90.0" w:type="dxa"/>
+            </w:tcMar>
+            <w:vAlign w:val="center"/>
+          </w:tcPr>
+          <w:p>
+            <w:pPr>
+              <w:spacing w:after="0" w:lineRule="auto"/>
+              <w:jc w:val="center"/>
+              <w:rPr/>
+            </w:pPr>
+            <w:r>
+              <w:rPr>
+                <w:rFonts w:ascii="Aptos" w:cs="Aptos" w:eastAsia="Aptos" w:hAnsi="Aptos"/>
+                <w:b w:val="0"/>
+                <w:bCs w:val="0"/>
+                <w:sz w:val="17"/>
+                <w:szCs w:val="17"/>
+                <w:rtl w:val="0"/>
+              </w:rPr>
+              <w:t>45 min</w:t>
+            </w:r>
+          </w:p>
+        </w:tc>
+      </w:tr>
+      <w:tr>
+        <w:trPr>
+          <w:cantSplit w:val="0"/>
+          <w:tblHeader w:val="0"/>
+        </w:trPr>
+        <w:tc>
+          <w:tcPr>
+            <w:tcMar>
+              <w:top w:w="90.0" w:type="dxa"/>
+              <w:bottom w:w="90.0" w:type="dxa"/>
+            </w:tcMar>
+            <w:vAlign w:val="center"/>
+          </w:tcPr>
+          <w:p>
+            <w:pPr>
+              <w:spacing w:after="0" w:lineRule="auto"/>
+              <w:jc w:val="left"/>
+              <w:rPr/>
+            </w:pPr>
+            <w:r>
+              <w:rPr>
+                <w:rtl w:val="0"/>
+              </w:rPr>
+            </w:r>
+          </w:p>
+        </w:tc>
+        <w:tc>
+          <w:tcPr>
+            <w:tcMar>
+              <w:top w:w="90.0" w:type="dxa"/>
+              <w:bottom w:w="90.0" w:type="dxa"/>
+            </w:tcMar>
+            <w:vAlign w:val="center"/>
+          </w:tcPr>
+          <w:p>
+            <w:pPr>
+              <w:spacing w:after="0" w:lineRule="auto"/>
+              <w:jc w:val="left"/>
+              <w:rPr/>
+            </w:pPr>
+            <w:r>
+              <w:rPr>
+                <w:rFonts w:ascii="Aptos" w:cs="Aptos" w:eastAsia="Aptos" w:hAnsi="Aptos"/>
+                <w:b w:val="0"/>
+                <w:bCs w:val="0"/>
+                <w:sz w:val="17"/>
+                <w:szCs w:val="17"/>
+                <w:rtl w:val="0"/>
+              </w:rPr>
+              <w:t>Yaroslav - weekly team meeting</w:t>
+            </w:r>
+          </w:p>
+        </w:tc>
+        <w:tc>
+          <w:tcPr>
+            <w:tcMar>
+              <w:top w:w="90.0" w:type="dxa"/>
+              <w:bottom w:w="90.0" w:type="dxa"/>
+            </w:tcMar>
+            <w:vAlign w:val="center"/>
+          </w:tcPr>
+          <w:p>
+            <w:pPr>
+              <w:spacing w:after="0" w:lineRule="auto"/>
+              <w:jc w:val="center"/>
+              <w:rPr/>
+            </w:pPr>
+            <w:r>
+              <w:rPr>
+                <w:rFonts w:ascii="Aptos" w:cs="Aptos" w:eastAsia="Aptos" w:hAnsi="Aptos"/>
+                <w:sz w:val="17"/>
+                <w:szCs w:val="17"/>
+                <w:rtl w:val="0"/>
+              </w:rPr>
+              <w:t>22/09/26</w:t>
+            </w:r>
+          </w:p>
+        </w:tc>
+        <w:tc>
+          <w:tcPr>
+            <w:tcMar>
+              <w:top w:w="90.0" w:type="dxa"/>
+              <w:bottom w:w="90.0" w:type="dxa"/>
+            </w:tcMar>
+            <w:vAlign w:val="center"/>
+          </w:tcPr>
+          <w:p>
+            <w:pPr>
+              <w:spacing w:after="0" w:lineRule="auto"/>
+              <w:jc w:val="center"/>
+              <w:rPr/>
+            </w:pPr>
+            <w:r>
+              <w:rPr>
+                <w:rFonts w:ascii="Aptos" w:cs="Aptos" w:eastAsia="Aptos" w:hAnsi="Aptos"/>
+                <w:b w:val="0"/>
+                <w:bCs w:val="0"/>
+                <w:sz w:val="17"/>
+                <w:szCs w:val="17"/>
+                <w:rtl w:val="0"/>
+              </w:rPr>
+              <w:t>6:00 pm</w:t>
+            </w:r>
+          </w:p>
+        </w:tc>
+        <w:tc>
+          <w:tcPr>
+            <w:tcMar>
+              <w:top w:w="90.0" w:type="dxa"/>
+              <w:bottom w:w="90.0" w:type="dxa"/>
+            </w:tcMar>
+            <w:vAlign w:val="center"/>
+          </w:tcPr>
+          <w:p>
+            <w:pPr>
+              <w:spacing w:after="0" w:lineRule="auto"/>
+              <w:jc w:val="center"/>
+              <w:rPr/>
+            </w:pPr>
+            <w:r>
+              <w:rPr>
+                <w:rFonts w:ascii="Aptos" w:cs="Aptos" w:eastAsia="Aptos" w:hAnsi="Aptos"/>
+                <w:b w:val="0"/>
+                <w:bCs w:val="0"/>
+                <w:sz w:val="17"/>
+                <w:szCs w:val="17"/>
+                <w:rtl w:val="0"/>
+              </w:rPr>
+              <w:t>6:45 pm</w:t>
+            </w:r>
+          </w:p>
+        </w:tc>
+        <w:tc>
+          <w:tcPr>
+            <w:tcMar>
+              <w:top w:w="90.0" w:type="dxa"/>
+              <w:bottom w:w="90.0" w:type="dxa"/>
+            </w:tcMar>
+            <w:vAlign w:val="center"/>
+          </w:tcPr>
+          <w:p>
+            <w:pPr>
+              <w:spacing w:after="0" w:lineRule="auto"/>
+              <w:jc w:val="center"/>
+              <w:rPr/>
+            </w:pPr>
+            <w:r>
+              <w:rPr>
+                <w:rFonts w:ascii="Aptos" w:cs="Aptos" w:eastAsia="Aptos" w:hAnsi="Aptos"/>
+                <w:b w:val="0"/>
+                <w:bCs w:val="0"/>
+                <w:sz w:val="17"/>
+                <w:szCs w:val="17"/>
+                <w:rtl w:val="0"/>
+              </w:rPr>
+              <w:t>45 min</w:t>
+            </w:r>
+          </w:p>
+        </w:tc>
+      </w:tr>
+      <w:tr>
+        <w:trPr>
+          <w:cantSplit w:val="0"/>
+          <w:tblHeader w:val="0"/>
+        </w:trPr>
+        <w:tc>
+          <w:tcPr>
+            <w:tcMar>
+              <w:top w:w="90.0" w:type="dxa"/>
+              <w:bottom w:w="90.0" w:type="dxa"/>
+            </w:tcMar>
+            <w:vAlign w:val="center"/>
+          </w:tcPr>
+          <w:p>
+            <w:pPr>
+              <w:spacing w:after="0" w:lineRule="auto"/>
+              <w:jc w:val="left"/>
+              <w:rPr/>
+            </w:pPr>
+            <w:r>
+              <w:rPr>
+                <w:rtl w:val="0"/>
+              </w:rPr>
+            </w:r>
+          </w:p>
+        </w:tc>
+        <w:tc>
+          <w:tcPr>
+            <w:tcMar>
+              <w:top w:w="90.0" w:type="dxa"/>
+              <w:bottom w:w="90.0" w:type="dxa"/>
+            </w:tcMar>
+            <w:vAlign w:val="center"/>
+          </w:tcPr>
+          <w:p>
+            <w:pPr>
+              <w:spacing w:after="0" w:lineRule="auto"/>
+              <w:jc w:val="left"/>
+              <w:rPr/>
+            </w:pPr>
+            <w:r>
+              <w:rPr>
+                <w:rFonts w:ascii="Aptos" w:cs="Aptos" w:eastAsia="Aptos" w:hAnsi="Aptos"/>
+                <w:b w:val="0"/>
+                <w:bCs w:val="0"/>
+                <w:sz w:val="17"/>
+                <w:szCs w:val="17"/>
+                <w:rtl w:val="0"/>
+              </w:rPr>
+              <w:t>Vladyslav - weekly team meeting</w:t>
+            </w:r>
+          </w:p>
+        </w:tc>
+        <w:tc>
+          <w:tcPr>
+            <w:tcMar>
+              <w:top w:w="90.0" w:type="dxa"/>
+              <w:bottom w:w="90.0" w:type="dxa"/>
+            </w:tcMar>
+            <w:vAlign w:val="center"/>
+          </w:tcPr>
+          <w:p>
+            <w:pPr>
+              <w:spacing w:after="0" w:lineRule="auto"/>
+              <w:jc w:val="center"/>
+              <w:rPr/>
+            </w:pPr>
+            <w:r>
+              <w:rPr>
+                <w:rFonts w:ascii="Aptos" w:cs="Aptos" w:eastAsia="Aptos" w:hAnsi="Aptos"/>
+                <w:sz w:val="17"/>
+                <w:szCs w:val="17"/>
+                <w:rtl w:val="0"/>
+              </w:rPr>
+              <w:t>22/09/26</w:t>
+            </w:r>
+          </w:p>
+        </w:tc>
+        <w:tc>
+          <w:tcPr>
+            <w:tcMar>
+              <w:top w:w="90.0" w:type="dxa"/>
+              <w:bottom w:w="90.0" w:type="dxa"/>
+            </w:tcMar>
+            <w:vAlign w:val="center"/>
+          </w:tcPr>
+          <w:p>
+            <w:pPr>
+              <w:spacing w:after="0" w:lineRule="auto"/>
+              <w:jc w:val="center"/>
+              <w:rPr/>
+            </w:pPr>
+            <w:r>
+              <w:rPr>
+                <w:rFonts w:ascii="Aptos" w:cs="Aptos" w:eastAsia="Aptos" w:hAnsi="Aptos"/>
+                <w:b w:val="0"/>
+                <w:bCs w:val="0"/>
+                <w:sz w:val="17"/>
+                <w:szCs w:val="17"/>
+                <w:rtl w:val="0"/>
+              </w:rPr>
+              <w:t>6:00 pm</w:t>
+            </w:r>
+          </w:p>
+        </w:tc>
+        <w:tc>
+          <w:tcPr>
+            <w:tcMar>
+              <w:top w:w="90.0" w:type="dxa"/>
+              <w:bottom w:w="90.0" w:type="dxa"/>
+            </w:tcMar>
+            <w:vAlign w:val="center"/>
+          </w:tcPr>
+          <w:p>
+            <w:pPr>
+              <w:spacing w:after="0" w:lineRule="auto"/>
+              <w:jc w:val="center"/>
+              <w:rPr/>
+            </w:pPr>
+            <w:r>
+              <w:rPr>
+                <w:rFonts w:ascii="Aptos" w:cs="Aptos" w:eastAsia="Aptos" w:hAnsi="Aptos"/>
+                <w:b w:val="0"/>
+                <w:bCs w:val="0"/>
+                <w:sz w:val="17"/>
+                <w:szCs w:val="17"/>
+                <w:rtl w:val="0"/>
+              </w:rPr>
+              <w:t>6:45 pm</w:t>
+            </w:r>
+          </w:p>
+        </w:tc>
+        <w:tc>
+          <w:tcPr>
+            <w:tcMar>
+              <w:top w:w="90.0" w:type="dxa"/>
+              <w:bottom w:w="90.0" w:type="dxa"/>
+            </w:tcMar>
+            <w:vAlign w:val="center"/>
+          </w:tcPr>
+          <w:p>
+            <w:pPr>
+              <w:spacing w:after="0" w:lineRule="auto"/>
+              <w:jc w:val="center"/>
+              <w:rPr/>
+            </w:pPr>
+            <w:r>
+              <w:rPr>
+                <w:rFonts w:ascii="Aptos" w:cs="Aptos" w:eastAsia="Aptos" w:hAnsi="Aptos"/>
+                <w:b w:val="0"/>
+                <w:bCs w:val="0"/>
+                <w:sz w:val="17"/>
+                <w:szCs w:val="17"/>
+                <w:rtl w:val="0"/>
+              </w:rPr>
+              <w:t>45 min</w:t>
+            </w:r>
+          </w:p>
+        </w:tc>
+      </w:tr>
+      <w:tr>
+        <w:trPr>
+          <w:cantSplit w:val="0"/>
+          <w:tblHeader w:val="0"/>
+        </w:trPr>
+        <w:tc>
+          <w:tcPr>
+            <w:tcMar>
+              <w:top w:w="90.0" w:type="dxa"/>
+              <w:bottom w:w="90.0" w:type="dxa"/>
+            </w:tcMar>
+            <w:vAlign w:val="center"/>
+          </w:tcPr>
+          <w:p>
+            <w:pPr>
+              <w:spacing w:after="0" w:lineRule="auto"/>
+              <w:jc w:val="left"/>
+              <w:rPr/>
+            </w:pPr>
+            <w:r>
+              <w:rPr>
+                <w:rtl w:val="0"/>
+              </w:rPr>
+            </w:r>
+          </w:p>
+        </w:tc>
+        <w:tc>
+          <w:tcPr>
+            <w:tcMar>
+              <w:top w:w="90.0" w:type="dxa"/>
+              <w:bottom w:w="90.0" w:type="dxa"/>
+            </w:tcMar>
+            <w:vAlign w:val="center"/>
+          </w:tcPr>
+          <w:p>
+            <w:pPr>
+              <w:spacing w:after="0" w:lineRule="auto"/>
+              <w:jc w:val="left"/>
+              <w:rPr/>
+            </w:pPr>
+            <w:r>
+              <w:rPr>
+                <w:rFonts w:ascii="Aptos" w:cs="Aptos" w:eastAsia="Aptos" w:hAnsi="Aptos"/>
+                <w:b w:val="0"/>
+                <w:bCs w:val="0"/>
+                <w:sz w:val="17"/>
+                <w:szCs w:val="17"/>
+                <w:rtl w:val="0"/>
+              </w:rPr>
+              <w:t>Mykhailo - functional and non-functional requirements</w:t>
+            </w:r>
+          </w:p>
+        </w:tc>
+        <w:tc>
+          <w:tcPr>
+            <w:tcMar>
+              <w:top w:w="90.0" w:type="dxa"/>
+              <w:bottom w:w="90.0" w:type="dxa"/>
+            </w:tcMar>
+            <w:vAlign w:val="center"/>
+          </w:tcPr>
+          <w:p>
+            <w:pPr>
+              <w:spacing w:after="0" w:lineRule="auto"/>
+              <w:jc w:val="center"/>
+              <w:rPr/>
+            </w:pPr>
+            <w:r>
+              <w:rPr>
+                <w:rFonts w:ascii="Aptos" w:cs="Aptos" w:eastAsia="Aptos" w:hAnsi="Aptos"/>
+                <w:sz w:val="17"/>
+                <w:szCs w:val="17"/>
+                <w:rtl w:val="0"/>
+              </w:rPr>
+              <w:t>23/09/26</w:t>
+            </w:r>
+          </w:p>
+        </w:tc>
+        <w:tc>
+          <w:tcPr>
+            <w:tcMar>
+              <w:top w:w="90.0" w:type="dxa"/>
+              <w:bottom w:w="90.0" w:type="dxa"/>
+            </w:tcMar>
+            <w:vAlign w:val="center"/>
+          </w:tcPr>
+          <w:p>
+            <w:pPr>
+              <w:spacing w:after="0" w:lineRule="auto"/>
+              <w:jc w:val="center"/>
+              <w:rPr/>
+            </w:pPr>
+            <w:r>
+              <w:rPr>
+                <w:rFonts w:ascii="Aptos" w:cs="Aptos" w:eastAsia="Aptos" w:hAnsi="Aptos"/>
+                <w:b w:val="0"/>
+                <w:bCs w:val="0"/>
+                <w:sz w:val="17"/>
+                <w:szCs w:val="17"/>
+                <w:rtl w:val="0"/>
+              </w:rPr>
+              <w:t>6:30 pm</w:t>
+            </w:r>
+          </w:p>
+        </w:tc>
+        <w:tc>
+          <w:tcPr>
+            <w:tcMar>
+              <w:top w:w="90.0" w:type="dxa"/>
+              <w:bottom w:w="90.0" w:type="dxa"/>
+            </w:tcMar>
+            <w:vAlign w:val="center"/>
+          </w:tcPr>
+          <w:p>
+            <w:pPr>
+              <w:spacing w:after="0" w:lineRule="auto"/>
+              <w:jc w:val="center"/>
+              <w:rPr/>
+            </w:pPr>
+            <w:r>
+              <w:rPr>
+                <w:rFonts w:ascii="Aptos" w:cs="Aptos" w:eastAsia="Aptos" w:hAnsi="Aptos"/>
+                <w:b w:val="0"/>
+                <w:bCs w:val="0"/>
+                <w:sz w:val="17"/>
+                <w:szCs w:val="17"/>
+                <w:rtl w:val="0"/>
+              </w:rPr>
+              <w:t>8:40 pm</w:t>
+            </w:r>
+          </w:p>
+        </w:tc>
+        <w:tc>
+          <w:tcPr>
+            <w:tcMar>
+              <w:top w:w="90.0" w:type="dxa"/>
+              <w:bottom w:w="90.0" w:type="dxa"/>
+            </w:tcMar>
+            <w:vAlign w:val="center"/>
+          </w:tcPr>
+          <w:p>
+            <w:pPr>
+              <w:spacing w:after="0" w:lineRule="auto"/>
+              <w:jc w:val="center"/>
+              <w:rPr/>
+            </w:pPr>
+            <w:r>
+              <w:rPr>
+                <w:rFonts w:ascii="Aptos" w:cs="Aptos" w:eastAsia="Aptos" w:hAnsi="Aptos"/>
+                <w:b w:val="0"/>
+                <w:bCs w:val="0"/>
+                <w:sz w:val="17"/>
+                <w:szCs w:val="17"/>
+                <w:rtl w:val="0"/>
+              </w:rPr>
+              <w:t>130 min</w:t>
+            </w:r>
+          </w:p>
+        </w:tc>
+      </w:tr>
+      <w:tr>
+        <w:trPr>
+          <w:cantSplit w:val="0"/>
+          <w:tblHeader w:val="0"/>
+        </w:trPr>
+        <w:tc>
+          <w:tcPr>
+            <w:tcMar>
+              <w:top w:w="90.0" w:type="dxa"/>
+              <w:bottom w:w="90.0" w:type="dxa"/>
+            </w:tcMar>
+            <w:vAlign w:val="center"/>
+          </w:tcPr>
+          <w:p>
+            <w:pPr>
+              <w:spacing w:after="0" w:lineRule="auto"/>
+              <w:jc w:val="left"/>
+              <w:rPr/>
+            </w:pPr>
+            <w:r>
+              <w:rPr>
+                <w:rtl w:val="0"/>
+              </w:rPr>
+            </w:r>
+          </w:p>
+        </w:tc>
+        <w:tc>
+          <w:tcPr>
+            <w:tcMar>
+              <w:top w:w="90.0" w:type="dxa"/>
+              <w:bottom w:w="90.0" w:type="dxa"/>
+            </w:tcMar>
+            <w:vAlign w:val="center"/>
+          </w:tcPr>
+          <w:p>
+            <w:pPr>
+              <w:spacing w:after="0" w:lineRule="auto"/>
+              <w:jc w:val="left"/>
+              <w:rPr/>
+            </w:pPr>
+            <w:r>
+              <w:rPr>
+                <w:rFonts w:ascii="Aptos" w:cs="Aptos" w:eastAsia="Aptos" w:hAnsi="Aptos"/>
+                <w:b w:val="0"/>
+                <w:bCs w:val="0"/>
+                <w:sz w:val="17"/>
+                <w:szCs w:val="17"/>
+                <w:rtl w:val="0"/>
+              </w:rPr>
+              <w:t>Yaroslav - UI mockups and User's Guide screenshots</w:t>
+            </w:r>
+          </w:p>
+        </w:tc>
+        <w:tc>
+          <w:tcPr>
+            <w:tcMar>
+              <w:top w:w="90.0" w:type="dxa"/>
+              <w:bottom w:w="90.0" w:type="dxa"/>
+            </w:tcMar>
+            <w:vAlign w:val="center"/>
+          </w:tcPr>
+          <w:p>
+            <w:pPr>
+              <w:spacing w:after="0" w:lineRule="auto"/>
+              <w:jc w:val="center"/>
+              <w:rPr/>
+            </w:pPr>
+            <w:r>
+              <w:rPr>
+                <w:rFonts w:ascii="Aptos" w:cs="Aptos" w:eastAsia="Aptos" w:hAnsi="Aptos"/>
+                <w:sz w:val="17"/>
+                <w:szCs w:val="17"/>
+                <w:rtl w:val="0"/>
+              </w:rPr>
+              <w:t>23/09/26</w:t>
+            </w:r>
+          </w:p>
+        </w:tc>
+        <w:tc>
+          <w:tcPr>
+            <w:tcMar>
+              <w:top w:w="90.0" w:type="dxa"/>
+              <w:bottom w:w="90.0" w:type="dxa"/>
+            </w:tcMar>
+            <w:vAlign w:val="center"/>
+          </w:tcPr>
+          <w:p>
+            <w:pPr>
+              <w:spacing w:after="0" w:lineRule="auto"/>
+              <w:jc w:val="center"/>
+              <w:rPr/>
+            </w:pPr>
+            <w:r>
+              <w:rPr>
+                <w:rFonts w:ascii="Aptos" w:cs="Aptos" w:eastAsia="Aptos" w:hAnsi="Aptos"/>
+                <w:b w:val="0"/>
+                <w:bCs w:val="0"/>
+                <w:sz w:val="17"/>
+                <w:szCs w:val="17"/>
+                <w:rtl w:val="0"/>
+              </w:rPr>
+              <w:t>6:30 pm</w:t>
+            </w:r>
+          </w:p>
+        </w:tc>
+        <w:tc>
+          <w:tcPr>
+            <w:tcMar>
+              <w:top w:w="90.0" w:type="dxa"/>
+              <w:bottom w:w="90.0" w:type="dxa"/>
+            </w:tcMar>
+            <w:vAlign w:val="center"/>
+          </w:tcPr>
+          <w:p>
+            <w:pPr>
+              <w:spacing w:after="0" w:lineRule="auto"/>
+              <w:jc w:val="center"/>
+              <w:rPr/>
+            </w:pPr>
+            <w:r>
+              <w:rPr>
+                <w:rFonts w:ascii="Aptos" w:cs="Aptos" w:eastAsia="Aptos" w:hAnsi="Aptos"/>
+                <w:b w:val="0"/>
+                <w:bCs w:val="0"/>
+                <w:sz w:val="17"/>
+                <w:szCs w:val="17"/>
+                <w:rtl w:val="0"/>
+              </w:rPr>
+              <w:t>9:00 pm</w:t>
+            </w:r>
+          </w:p>
+        </w:tc>
+        <w:tc>
+          <w:tcPr>
+            <w:tcMar>
+              <w:top w:w="90.0" w:type="dxa"/>
+              <w:bottom w:w="90.0" w:type="dxa"/>
+            </w:tcMar>
+            <w:vAlign w:val="center"/>
+          </w:tcPr>
+          <w:p>
+            <w:pPr>
+              <w:spacing w:after="0" w:lineRule="auto"/>
+              <w:jc w:val="center"/>
+              <w:rPr/>
+            </w:pPr>
+            <w:r>
+              <w:rPr>
+                <w:rFonts w:ascii="Aptos" w:cs="Aptos" w:eastAsia="Aptos" w:hAnsi="Aptos"/>
+                <w:b w:val="0"/>
+                <w:bCs w:val="0"/>
+                <w:sz w:val="17"/>
+                <w:szCs w:val="17"/>
+                <w:rtl w:val="0"/>
+              </w:rPr>
+              <w:t>150 min</w:t>
+            </w:r>
+          </w:p>
+        </w:tc>
+      </w:tr>
+      <w:tr>
+        <w:trPr>
+          <w:cantSplit w:val="0"/>
+          <w:tblHeader w:val="0"/>
+        </w:trPr>
+        <w:tc>
+          <w:tcPr>
+            <w:tcMar>
+              <w:top w:w="90.0" w:type="dxa"/>
+              <w:bottom w:w="90.0" w:type="dxa"/>
+            </w:tcMar>
+            <w:vAlign w:val="center"/>
+          </w:tcPr>
+          <w:p>
+            <w:pPr>
+              <w:spacing w:after="0" w:lineRule="auto"/>
+              <w:jc w:val="left"/>
+              <w:rPr/>
+            </w:pPr>
+            <w:r>
+              <w:rPr>
+                <w:rtl w:val="0"/>
+              </w:rPr>
+            </w:r>
+          </w:p>
+        </w:tc>
+        <w:tc>
+          <w:tcPr>
+            <w:tcMar>
+              <w:top w:w="90.0" w:type="dxa"/>
+              <w:bottom w:w="90.0" w:type="dxa"/>
+            </w:tcMar>
+            <w:vAlign w:val="center"/>
+          </w:tcPr>
+          <w:p>
+            <w:pPr>
+              <w:spacing w:after="0" w:lineRule="auto"/>
+              <w:jc w:val="left"/>
+              <w:rPr/>
+            </w:pPr>
+            <w:r>
+              <w:rPr>
+                <w:rFonts w:ascii="Aptos" w:cs="Aptos" w:eastAsia="Aptos" w:hAnsi="Aptos"/>
+                <w:b w:val="0"/>
+                <w:bCs w:val="0"/>
+                <w:sz w:val="17"/>
+                <w:szCs w:val="17"/>
+                <w:rtl w:val="0"/>
+              </w:rPr>
+              <w:t>Vladyslav - Jira project setup and schedule</w:t>
+            </w:r>
+          </w:p>
+        </w:tc>
+        <w:tc>
+          <w:tcPr>
+            <w:tcMar>
+              <w:top w:w="90.0" w:type="dxa"/>
+              <w:bottom w:w="90.0" w:type="dxa"/>
+            </w:tcMar>
+            <w:vAlign w:val="center"/>
+          </w:tcPr>
+          <w:p>
+            <w:pPr>
+              <w:spacing w:after="0" w:lineRule="auto"/>
+              <w:jc w:val="center"/>
+              <w:rPr/>
+            </w:pPr>
+            <w:r>
+              <w:rPr>
+                <w:rFonts w:ascii="Aptos" w:cs="Aptos" w:eastAsia="Aptos" w:hAnsi="Aptos"/>
+                <w:sz w:val="17"/>
+                <w:szCs w:val="17"/>
+                <w:rtl w:val="0"/>
+              </w:rPr>
+              <w:t>24/09/26</w:t>
+            </w:r>
+          </w:p>
+        </w:tc>
+        <w:tc>
+          <w:tcPr>
+            <w:tcMar>
+              <w:top w:w="90.0" w:type="dxa"/>
+              <w:bottom w:w="90.0" w:type="dxa"/>
+            </w:tcMar>
+            <w:vAlign w:val="center"/>
+          </w:tcPr>
+          <w:p>
+            <w:pPr>
+              <w:spacing w:after="0" w:lineRule="auto"/>
+              <w:jc w:val="center"/>
+              <w:rPr/>
+            </w:pPr>
+            <w:r>
+              <w:rPr>
+                <w:rFonts w:ascii="Aptos" w:cs="Aptos" w:eastAsia="Aptos" w:hAnsi="Aptos"/>
+                <w:b w:val="0"/>
+                <w:bCs w:val="0"/>
+                <w:sz w:val="17"/>
+                <w:szCs w:val="17"/>
+                <w:rtl w:val="0"/>
+              </w:rPr>
+              <w:t>7:00 pm</w:t>
+            </w:r>
+          </w:p>
+        </w:tc>
+        <w:tc>
+          <w:tcPr>
+            <w:tcMar>
+              <w:top w:w="90.0" w:type="dxa"/>
+              <w:bottom w:w="90.0" w:type="dxa"/>
+            </w:tcMar>
+            <w:vAlign w:val="center"/>
+          </w:tcPr>
+          <w:p>
+            <w:pPr>
+              <w:spacing w:after="0" w:lineRule="auto"/>
+              <w:jc w:val="center"/>
+              <w:rPr/>
+            </w:pPr>
+            <w:r>
+              <w:rPr>
+                <w:rFonts w:ascii="Aptos" w:cs="Aptos" w:eastAsia="Aptos" w:hAnsi="Aptos"/>
+                <w:b w:val="0"/>
+                <w:bCs w:val="0"/>
+                <w:sz w:val="17"/>
+                <w:szCs w:val="17"/>
+                <w:rtl w:val="0"/>
+              </w:rPr>
+              <w:t>9:00 pm</w:t>
+            </w:r>
+          </w:p>
+        </w:tc>
+        <w:tc>
+          <w:tcPr>
+            <w:tcMar>
+              <w:top w:w="90.0" w:type="dxa"/>
+              <w:bottom w:w="90.0" w:type="dxa"/>
+            </w:tcMar>
+            <w:vAlign w:val="center"/>
+          </w:tcPr>
+          <w:p>
+            <w:pPr>
+              <w:spacing w:after="0" w:lineRule="auto"/>
+              <w:jc w:val="center"/>
+              <w:rPr/>
+            </w:pPr>
+            <w:r>
+              <w:rPr>
+                <w:rFonts w:ascii="Aptos" w:cs="Aptos" w:eastAsia="Aptos" w:hAnsi="Aptos"/>
+                <w:b w:val="0"/>
+                <w:bCs w:val="0"/>
+                <w:sz w:val="17"/>
+                <w:szCs w:val="17"/>
+                <w:rtl w:val="0"/>
+              </w:rPr>
+              <w:t>120 min</w:t>
+            </w:r>
+          </w:p>
+        </w:tc>
+      </w:tr>
+      <w:tr>
+        <w:trPr>
+          <w:cantSplit w:val="0"/>
+          <w:tblHeader w:val="0"/>
+        </w:trPr>
+        <w:tc>
+          <w:tcPr>
+            <w:tcMar>
+              <w:top w:w="90.0" w:type="dxa"/>
+              <w:bottom w:w="90.0" w:type="dxa"/>
+            </w:tcMar>
+            <w:vAlign w:val="center"/>
+          </w:tcPr>
+          <w:p>
+            <w:pPr>
+              <w:spacing w:after="0" w:lineRule="auto"/>
+              <w:jc w:val="left"/>
+              <w:rPr/>
+            </w:pPr>
+            <w:r>
+              <w:rPr>
+                <w:rtl w:val="0"/>
+              </w:rPr>
+            </w:r>
+          </w:p>
+        </w:tc>
+        <w:tc>
+          <w:tcPr>
+            <w:tcMar>
+              <w:top w:w="90.0" w:type="dxa"/>
+              <w:bottom w:w="90.0" w:type="dxa"/>
+            </w:tcMar>
+            <w:vAlign w:val="center"/>
+          </w:tcPr>
+          <w:p>
+            <w:pPr>
+              <w:spacing w:after="0" w:lineRule="auto"/>
+              <w:jc w:val="left"/>
+              <w:rPr/>
+            </w:pPr>
+            <w:r>
+              <w:rPr>
+                <w:rFonts w:ascii="Aptos" w:cs="Aptos" w:eastAsia="Aptos" w:hAnsi="Aptos"/>
+                <w:b w:val="0"/>
+                <w:bCs w:val="0"/>
+                <w:sz w:val="17"/>
+                <w:szCs w:val="17"/>
+                <w:rtl w:val="0"/>
+              </w:rPr>
+              <w:t>Mykhailo - cover page, repository update, and document review</w:t>
+            </w:r>
+          </w:p>
+        </w:tc>
+        <w:tc>
+          <w:tcPr>
+            <w:tcMar>
+              <w:top w:w="90.0" w:type="dxa"/>
+              <w:bottom w:w="90.0" w:type="dxa"/>
+            </w:tcMar>
+            <w:vAlign w:val="center"/>
+          </w:tcPr>
+          <w:p>
+            <w:pPr>
+              <w:spacing w:after="0" w:lineRule="auto"/>
+              <w:jc w:val="center"/>
+              <w:rPr/>
+            </w:pPr>
+            <w:r>
+              <w:rPr>
+                <w:rFonts w:ascii="Aptos" w:cs="Aptos" w:eastAsia="Aptos" w:hAnsi="Aptos"/>
+                <w:sz w:val="17"/>
+                <w:szCs w:val="17"/>
+                <w:rtl w:val="0"/>
+              </w:rPr>
+              <w:t>25/09/26</w:t>
+            </w:r>
+          </w:p>
+        </w:tc>
+        <w:tc>
+          <w:tcPr>
+            <w:tcMar>
+              <w:top w:w="90.0" w:type="dxa"/>
+              <w:bottom w:w="90.0" w:type="dxa"/>
+            </w:tcMar>
+            <w:vAlign w:val="center"/>
+          </w:tcPr>
+          <w:p>
+            <w:pPr>
+              <w:spacing w:after="0" w:lineRule="auto"/>
+              <w:jc w:val="center"/>
+              <w:rPr/>
+            </w:pPr>
+            <w:r>
+              <w:rPr>
+                <w:rFonts w:ascii="Aptos" w:cs="Aptos" w:eastAsia="Aptos" w:hAnsi="Aptos"/>
+                <w:b w:val="0"/>
+                <w:bCs w:val="0"/>
+                <w:sz w:val="17"/>
+                <w:szCs w:val="17"/>
+                <w:rtl w:val="0"/>
+              </w:rPr>
+              <w:t>6:30 pm</w:t>
+            </w:r>
+          </w:p>
+        </w:tc>
+        <w:tc>
+          <w:tcPr>
+            <w:tcMar>
+              <w:top w:w="90.0" w:type="dxa"/>
+              <w:bottom w:w="90.0" w:type="dxa"/>
+            </w:tcMar>
+            <w:vAlign w:val="center"/>
+          </w:tcPr>
+          <w:p>
+            <w:pPr>
+              <w:spacing w:after="0" w:lineRule="auto"/>
+              <w:jc w:val="center"/>
+              <w:rPr/>
+            </w:pPr>
+            <w:r>
+              <w:rPr>
+                <w:rFonts w:ascii="Aptos" w:cs="Aptos" w:eastAsia="Aptos" w:hAnsi="Aptos"/>
+                <w:b w:val="0"/>
+                <w:bCs w:val="0"/>
+                <w:sz w:val="17"/>
+                <w:szCs w:val="17"/>
+                <w:rtl w:val="0"/>
+              </w:rPr>
+              <w:t>8:15 pm</w:t>
+            </w:r>
+          </w:p>
+        </w:tc>
+        <w:tc>
+          <w:tcPr>
+            <w:tcMar>
+              <w:top w:w="90.0" w:type="dxa"/>
+              <w:bottom w:w="90.0" w:type="dxa"/>
+            </w:tcMar>
+            <w:vAlign w:val="center"/>
+          </w:tcPr>
+          <w:p>
+            <w:pPr>
+              <w:spacing w:after="0" w:lineRule="auto"/>
+              <w:jc w:val="center"/>
+              <w:rPr/>
+            </w:pPr>
+            <w:r>
+              <w:rPr>
+                <w:rFonts w:ascii="Aptos" w:cs="Aptos" w:eastAsia="Aptos" w:hAnsi="Aptos"/>
+                <w:b w:val="0"/>
+                <w:bCs w:val="0"/>
+                <w:sz w:val="17"/>
+                <w:szCs w:val="17"/>
+                <w:rtl w:val="0"/>
+              </w:rPr>
+              <w:t>105 min</w:t>
+            </w:r>
+          </w:p>
+        </w:tc>
+      </w:tr>
+      <w:tr>
+        <w:trPr>
+          <w:cantSplit w:val="0"/>
+          <w:tblHeader w:val="0"/>
+        </w:trPr>
+        <w:tc>
+          <w:tcPr>
+            <w:tcMar>
+              <w:top w:w="90.0" w:type="dxa"/>
+              <w:bottom w:w="90.0" w:type="dxa"/>
+            </w:tcMar>
+            <w:vAlign w:val="center"/>
+          </w:tcPr>
+          <w:p>
+            <w:pPr>
+              <w:spacing w:after="0" w:lineRule="auto"/>
+              <w:jc w:val="left"/>
+              <w:rPr/>
+            </w:pPr>
+            <w:r>
+              <w:rPr>
+                <w:rtl w:val="0"/>
+              </w:rPr>
+            </w:r>
+          </w:p>
+        </w:tc>
+        <w:tc>
+          <w:tcPr>
+            <w:tcMar>
+              <w:top w:w="90.0" w:type="dxa"/>
+              <w:bottom w:w="90.0" w:type="dxa"/>
+            </w:tcMar>
+            <w:vAlign w:val="center"/>
+          </w:tcPr>
+          <w:p>
+            <w:pPr>
+              <w:spacing w:after="0" w:lineRule="auto"/>
+              <w:jc w:val="left"/>
+              <w:rPr/>
+            </w:pPr>
+            <w:r>
+              <w:rPr>
+                <w:rFonts w:ascii="Aptos" w:cs="Aptos" w:eastAsia="Aptos" w:hAnsi="Aptos"/>
+                <w:b w:val="0"/>
+                <w:bCs w:val="0"/>
+                <w:sz w:val="17"/>
+                <w:szCs w:val="17"/>
+                <w:rtl w:val="0"/>
+              </w:rPr>
+              <w:t>Yaroslav - role-based views and walkthrough update</w:t>
+            </w:r>
+          </w:p>
+        </w:tc>
+        <w:tc>
+          <w:tcPr>
+            <w:tcMar>
+              <w:top w:w="90.0" w:type="dxa"/>
+              <w:bottom w:w="90.0" w:type="dxa"/>
+            </w:tcMar>
+            <w:vAlign w:val="center"/>
+          </w:tcPr>
+          <w:p>
+            <w:pPr>
+              <w:spacing w:after="0" w:lineRule="auto"/>
+              <w:jc w:val="center"/>
+              <w:rPr/>
+            </w:pPr>
+            <w:r>
+              <w:rPr>
+                <w:rFonts w:ascii="Aptos" w:cs="Aptos" w:eastAsia="Aptos" w:hAnsi="Aptos"/>
+                <w:sz w:val="17"/>
+                <w:szCs w:val="17"/>
+                <w:rtl w:val="0"/>
+              </w:rPr>
+              <w:t>25/09/26</w:t>
+            </w:r>
+          </w:p>
+        </w:tc>
+        <w:tc>
+          <w:tcPr>
+            <w:tcMar>
+              <w:top w:w="90.0" w:type="dxa"/>
+              <w:bottom w:w="90.0" w:type="dxa"/>
+            </w:tcMar>
+            <w:vAlign w:val="center"/>
+          </w:tcPr>
+          <w:p>
+            <w:pPr>
+              <w:spacing w:after="0" w:lineRule="auto"/>
+              <w:jc w:val="center"/>
+              <w:rPr/>
+            </w:pPr>
+            <w:r>
+              <w:rPr>
+                <w:rFonts w:ascii="Aptos" w:cs="Aptos" w:eastAsia="Aptos" w:hAnsi="Aptos"/>
+                <w:b w:val="0"/>
+                <w:bCs w:val="0"/>
+                <w:sz w:val="17"/>
+                <w:szCs w:val="17"/>
+                <w:rtl w:val="0"/>
+              </w:rPr>
+              <w:t>6:45 pm</w:t>
+            </w:r>
+          </w:p>
+        </w:tc>
+        <w:tc>
+          <w:tcPr>
+            <w:tcMar>
+              <w:top w:w="90.0" w:type="dxa"/>
+              <w:bottom w:w="90.0" w:type="dxa"/>
+            </w:tcMar>
+            <w:vAlign w:val="center"/>
+          </w:tcPr>
+          <w:p>
+            <w:pPr>
+              <w:spacing w:after="0" w:lineRule="auto"/>
+              <w:jc w:val="center"/>
+              <w:rPr/>
+            </w:pPr>
+            <w:r>
+              <w:rPr>
+                <w:rFonts w:ascii="Aptos" w:cs="Aptos" w:eastAsia="Aptos" w:hAnsi="Aptos"/>
+                <w:b w:val="0"/>
+                <w:bCs w:val="0"/>
+                <w:sz w:val="17"/>
+                <w:szCs w:val="17"/>
+                <w:rtl w:val="0"/>
+              </w:rPr>
+              <w:t>8:50 pm</w:t>
+            </w:r>
+          </w:p>
+        </w:tc>
+        <w:tc>
+          <w:tcPr>
+            <w:tcMar>
+              <w:top w:w="90.0" w:type="dxa"/>
+              <w:bottom w:w="90.0" w:type="dxa"/>
+            </w:tcMar>
+            <w:vAlign w:val="center"/>
+          </w:tcPr>
+          <w:p>
+            <w:pPr>
+              <w:spacing w:after="0" w:lineRule="auto"/>
+              <w:jc w:val="center"/>
+              <w:rPr/>
+            </w:pPr>
+            <w:r>
+              <w:rPr>
+                <w:rFonts w:ascii="Aptos" w:cs="Aptos" w:eastAsia="Aptos" w:hAnsi="Aptos"/>
+                <w:b w:val="0"/>
+                <w:bCs w:val="0"/>
+                <w:sz w:val="17"/>
+                <w:szCs w:val="17"/>
+                <w:rtl w:val="0"/>
+              </w:rPr>
+              <w:t>125 min</w:t>
+            </w:r>
+          </w:p>
+        </w:tc>
+      </w:tr>
+      <w:tr>
+        <w:trPr>
+          <w:cantSplit w:val="0"/>
+          <w:tblHeader w:val="0"/>
+        </w:trPr>
+        <w:tc>
+          <w:tcPr>
+            <w:tcMar>
+              <w:top w:w="90.0" w:type="dxa"/>
+              <w:bottom w:w="90.0" w:type="dxa"/>
+            </w:tcMar>
+            <w:vAlign w:val="center"/>
+          </w:tcPr>
+          <w:p>
+            <w:pPr>
+              <w:spacing w:after="0" w:lineRule="auto"/>
+              <w:jc w:val="left"/>
+              <w:rPr/>
+            </w:pPr>
+            <w:r>
+              <w:rPr>
+                <w:rtl w:val="0"/>
+              </w:rPr>
+            </w:r>
+          </w:p>
+        </w:tc>
+        <w:tc>
+          <w:tcPr>
+            <w:tcMar>
+              <w:top w:w="90.0" w:type="dxa"/>
+              <w:bottom w:w="90.0" w:type="dxa"/>
+            </w:tcMar>
+            <w:vAlign w:val="center"/>
+          </w:tcPr>
+          <w:p>
+            <w:pPr>
+              <w:spacing w:after="0" w:lineRule="auto"/>
+              <w:jc w:val="left"/>
+              <w:rPr/>
+            </w:pPr>
+            <w:r>
+              <w:rPr>
+                <w:rFonts w:ascii="Aptos" w:cs="Aptos" w:eastAsia="Aptos" w:hAnsi="Aptos"/>
+                <w:b w:val="0"/>
+                <w:bCs w:val="0"/>
+                <w:sz w:val="17"/>
+                <w:szCs w:val="17"/>
+                <w:rtl w:val="0"/>
+              </w:rPr>
+              <w:t>Vladyslav - role access checks and schedule screenshots</w:t>
+            </w:r>
+          </w:p>
+        </w:tc>
+        <w:tc>
+          <w:tcPr>
+            <w:tcMar>
+              <w:top w:w="90.0" w:type="dxa"/>
+              <w:bottom w:w="90.0" w:type="dxa"/>
+            </w:tcMar>
+            <w:vAlign w:val="center"/>
+          </w:tcPr>
+          <w:p>
+            <w:pPr>
+              <w:spacing w:after="0" w:lineRule="auto"/>
+              <w:jc w:val="center"/>
+              <w:rPr/>
+            </w:pPr>
+            <w:r>
+              <w:rPr>
+                <w:rFonts w:ascii="Aptos" w:cs="Aptos" w:eastAsia="Aptos" w:hAnsi="Aptos"/>
+                <w:sz w:val="17"/>
+                <w:szCs w:val="17"/>
+                <w:rtl w:val="0"/>
+              </w:rPr>
+              <w:t>26/09/26</w:t>
+            </w:r>
+          </w:p>
+        </w:tc>
+        <w:tc>
+          <w:tcPr>
+            <w:tcMar>
+              <w:top w:w="90.0" w:type="dxa"/>
+              <w:bottom w:w="90.0" w:type="dxa"/>
+            </w:tcMar>
+            <w:vAlign w:val="center"/>
+          </w:tcPr>
+          <w:p>
+            <w:pPr>
+              <w:spacing w:after="0" w:lineRule="auto"/>
+              <w:jc w:val="center"/>
+              <w:rPr/>
+            </w:pPr>
+            <w:r>
+              <w:rPr>
+                <w:rFonts w:ascii="Aptos" w:cs="Aptos" w:eastAsia="Aptos" w:hAnsi="Aptos"/>
+                <w:b w:val="0"/>
+                <w:bCs w:val="0"/>
+                <w:sz w:val="17"/>
+                <w:szCs w:val="17"/>
+                <w:rtl w:val="0"/>
+              </w:rPr>
+              <w:t>5:00 pm</w:t>
+            </w:r>
+          </w:p>
+        </w:tc>
+        <w:tc>
+          <w:tcPr>
+            <w:tcMar>
+              <w:top w:w="90.0" w:type="dxa"/>
+              <w:bottom w:w="90.0" w:type="dxa"/>
+            </w:tcMar>
+            <w:vAlign w:val="center"/>
+          </w:tcPr>
+          <w:p>
+            <w:pPr>
+              <w:spacing w:after="0" w:lineRule="auto"/>
+              <w:jc w:val="center"/>
+              <w:rPr/>
+            </w:pPr>
+            <w:r>
+              <w:rPr>
+                <w:rFonts w:ascii="Aptos" w:cs="Aptos" w:eastAsia="Aptos" w:hAnsi="Aptos"/>
+                <w:b w:val="0"/>
+                <w:bCs w:val="0"/>
+                <w:sz w:val="17"/>
+                <w:szCs w:val="17"/>
+                <w:rtl w:val="0"/>
+              </w:rPr>
+              <w:t>6:50 pm</w:t>
+            </w:r>
+          </w:p>
+        </w:tc>
+        <w:tc>
+          <w:tcPr>
+            <w:tcMar>
+              <w:top w:w="90.0" w:type="dxa"/>
+              <w:bottom w:w="90.0" w:type="dxa"/>
+            </w:tcMar>
+            <w:vAlign w:val="center"/>
+          </w:tcPr>
+          <w:p>
+            <w:pPr>
+              <w:spacing w:after="0" w:lineRule="auto"/>
+              <w:jc w:val="center"/>
+              <w:rPr/>
+            </w:pPr>
+            <w:r>
+              <w:rPr>
+                <w:rFonts w:ascii="Aptos" w:cs="Aptos" w:eastAsia="Aptos" w:hAnsi="Aptos"/>
+                <w:b w:val="0"/>
+                <w:bCs w:val="0"/>
+                <w:sz w:val="17"/>
+                <w:szCs w:val="17"/>
+                <w:rtl w:val="0"/>
+              </w:rPr>
+              <w:t>110 min</w:t>
+            </w:r>
+          </w:p>
+        </w:tc>
+      </w:tr>
+      <w:tr>
+        <w:trPr>
+          <w:cantSplit w:val="0"/>
+          <w:tblHeader w:val="0"/>
+        </w:trPr>
+        <w:tc>
+          <w:tcPr>
+            <w:shd w:fill="f2f4f6" w:val="clear"/>
+            <w:tcMar>
+              <w:top w:w="90.0" w:type="dxa"/>
+              <w:bottom w:w="90.0" w:type="dxa"/>
+            </w:tcMar>
+            <w:vAlign w:val="center"/>
+          </w:tcPr>
+          <w:p>
+            <w:pPr>
+              <w:spacing w:after="0" w:lineRule="auto"/>
+              <w:jc w:val="left"/>
+              <w:rPr/>
+            </w:pPr>
+            <w:r>
+              <w:rPr>
+                <w:rtl w:val="0"/>
+              </w:rPr>
+            </w:r>
+          </w:p>
+        </w:tc>
+        <w:tc>
+          <w:tcPr>
+            <w:shd w:fill="f2f4f6" w:val="clear"/>
+            <w:tcMar>
+              <w:top w:w="90.0" w:type="dxa"/>
+              <w:bottom w:w="90.0" w:type="dxa"/>
+            </w:tcMar>
+            <w:vAlign w:val="center"/>
+          </w:tcPr>
+          <w:p>
+            <w:pPr>
+              <w:spacing w:after="0" w:lineRule="auto"/>
+              <w:jc w:val="left"/>
+              <w:rPr/>
+            </w:pPr>
+            <w:r>
+              <w:rPr>
+                <w:rFonts w:ascii="Aptos" w:cs="Aptos" w:eastAsia="Aptos" w:hAnsi="Aptos"/>
+                <w:b w:val="0"/>
+                <w:bCs w:val="0"/>
+                <w:sz w:val="17"/>
+                <w:szCs w:val="17"/>
+                <w:rtl w:val="0"/>
+              </w:rPr>
+              <w:t>Weekly total</w:t>
+            </w:r>
+          </w:p>
+        </w:tc>
+        <w:tc>
+          <w:tcPr>
+            <w:shd w:fill="f2f4f6" w:val="clear"/>
+            <w:tcMar>
+              <w:top w:w="90.0" w:type="dxa"/>
+              <w:bottom w:w="90.0" w:type="dxa"/>
+            </w:tcMar>
+            <w:vAlign w:val="center"/>
+          </w:tcPr>
+          <w:p>
+            <w:pPr>
+              <w:spacing w:after="0" w:lineRule="auto"/>
+              <w:jc w:val="center"/>
+              <w:rPr/>
+            </w:pPr>
+            <w:r>
+              <w:rPr>
+                <w:rtl w:val="0"/>
+              </w:rPr>
+            </w:r>
+          </w:p>
+        </w:tc>
+        <w:tc>
+          <w:tcPr>
+            <w:shd w:fill="f2f4f6" w:val="clear"/>
+            <w:tcMar>
+              <w:top w:w="90.0" w:type="dxa"/>
+              <w:bottom w:w="90.0" w:type="dxa"/>
+            </w:tcMar>
+            <w:vAlign w:val="center"/>
+          </w:tcPr>
+          <w:p>
+            <w:pPr>
+              <w:spacing w:after="0" w:lineRule="auto"/>
+              <w:jc w:val="center"/>
+              <w:rPr/>
+            </w:pPr>
+            <w:r>
+              <w:rPr>
+                <w:rtl w:val="0"/>
+              </w:rPr>
+            </w:r>
+          </w:p>
+        </w:tc>
+        <w:tc>
+          <w:tcPr>
+            <w:shd w:fill="f2f4f6" w:val="clear"/>
+            <w:tcMar>
+              <w:top w:w="90.0" w:type="dxa"/>
+              <w:bottom w:w="90.0" w:type="dxa"/>
+            </w:tcMar>
+            <w:vAlign w:val="center"/>
+          </w:tcPr>
+          <w:p>
+            <w:pPr>
+              <w:spacing w:after="0" w:lineRule="auto"/>
+              <w:jc w:val="center"/>
+              <w:rPr/>
+            </w:pPr>
+            <w:r>
+              <w:rPr>
+                <w:rtl w:val="0"/>
+              </w:rPr>
+            </w:r>
+          </w:p>
+        </w:tc>
+        <w:tc>
+          <w:tcPr>
+            <w:shd w:fill="f2f4f6" w:val="clear"/>
+            <w:tcMar>
+              <w:top w:w="90.0" w:type="dxa"/>
+              <w:bottom w:w="90.0" w:type="dxa"/>
+            </w:tcMar>
+            <w:vAlign w:val="center"/>
+          </w:tcPr>
+          <w:p>
+            <w:pPr>
+              <w:spacing w:after="0" w:lineRule="auto"/>
+              <w:jc w:val="center"/>
+              <w:rPr/>
+            </w:pPr>
+            <w:r>
+              <w:rPr>
+                <w:rFonts w:ascii="Aptos" w:cs="Aptos" w:eastAsia="Aptos" w:hAnsi="Aptos"/>
+                <w:b w:val="0"/>
+                <w:bCs w:val="0"/>
+                <w:sz w:val="17"/>
+                <w:szCs w:val="17"/>
+                <w:rtl w:val="0"/>
+              </w:rPr>
+              <w:t>875 min</w:t>
+            </w:r>
+          </w:p>
+        </w:tc>
+      </w:tr>
     </w:tbl>
     <w:p>
       <w:pPr>
@@ -2558,12 +4156,24 @@
           <w:szCs w:val="18"/>
           <w:rtl w:val="0"/>
         </w:rPr>
-        <w:t xml:space="preserve">Weekly total: 16 hours 10 minutes. Mykhailo: 5 hours 35 minutes. Yaroslav: 5 hours 20 minutes. Vladyslav: 5 hours 15 minutes.</w:t>
+        <w:t>Week 1 total: 16 hours 10 minutes. Mykhailo: 5 hours 35 minutes. Yaroslav: 5 hours 20 minutes. Vladyslav: 5 hours 15 minutes.</w:t>
       </w:r>
+    </w:p>
+    <w:p>
+      <w:pPr>
+        <w:rPr/>
+      </w:pPr>
       <w:r>
         <w:rPr>
+          <w:rFonts w:ascii="Aptos" w:cs="Aptos" w:eastAsia="Aptos" w:hAnsi="Aptos"/>
+          <w:i w:val="1"/>
+          <w:iCs w:val="1"/>
+          <w:color w:val="5b6770"/>
+          <w:sz w:val="18"/>
+          <w:szCs w:val="18"/>
           <w:rtl w:val="0"/>
         </w:rPr>
+        <w:t>Week 2 total: 14 hours 35 minutes. Mykhailo: 4 hours 40 minutes. Yaroslav: 5 hours 20 minutes. Vladyslav: 4 hours 35 minutes.</w:t>
       </w:r>
     </w:p>
     <w:sectPr>
